--- a/docs/ТЗ_Колпащикова_ИСП402.docx
+++ b/docs/ТЗ_Колпащикова_ИСП402.docx
@@ -5776,7 +5776,7 @@
     </w:p>
     <w:p>
       <w:r>
-        <w:t>На каждом этапе система обновляет статус заказа, доступный клиенту и администратору, и формирует необходимые уведомления. Детальное описание типовых сценариев взаимодействия приведено в документе «Сценарии использования системы» (сценарии UC-1 – UC-4).</w:t>
+        <w:t>На каждом этапе система обновляет статус заказа, доступный клиенту и администратору, и формирует необходимые уведомления. Детальное описание типовых сценариев взаимодействия приведено в документе «Сценарии использования системы» (сценарии UC-1 – UC-5).</w:t>
       </w:r>
     </w:p>
     <w:p>
@@ -8704,16 +8704,7 @@
         <w:pStyle w:val="a0"/>
       </w:pPr>
       <w:r>
-        <w:t>настройка ролей сотрудников (</w:t>
-      </w:r>
-      <w:r>
-        <w:rPr>
-          <w:lang w:val="en-US"/>
-        </w:rPr>
-        <w:t>FR</w:t>
-      </w:r>
-      <w:r>
-        <w:t>-20).</w:t>
+        <w:t>управление учётными записями и ролями сотрудников (FR-20).</w:t>
       </w:r>
     </w:p>
     <w:p>
@@ -11352,7 +11343,7 @@
               <w:jc w:val="left"/>
             </w:pPr>
             <w:r>
-              <w:t>Документ со сценариями использования UC-1 – UC-4.</w:t>
+              <w:t>Документ со сценариями использования UC-1 – UC-5.</w:t>
             </w:r>
           </w:p>
         </w:tc>
@@ -14495,7 +14486,7 @@
               </w:rPr>
             </w:pPr>
             <w:r>
-              <w:t>Настройка ролей сотрудников</w:t>
+              <w:t>Управление учётными записями и ролями сотрудников</w:t>
             </w:r>
           </w:p>
         </w:tc>
@@ -14527,7 +14518,7 @@
               </w:rPr>
             </w:pPr>
             <w:r>
-              <w:t>Демонстрация: после смены роли сотрудника набор доступных ему функций изменяется соответствующим образом.</w:t>
+              <w:t>Демонстрация: администратор добавляет, редактирует и удаляет учётную запись сотрудника; смена роли изменяет набор доступных ему функций; удаление сотрудника с активными заказами блокируется либо требует подтверждения.</w:t>
             </w:r>
           </w:p>
         </w:tc>

--- a/docs/ТЗ_Колпащикова_ИСП402.docx
+++ b/docs/ТЗ_Колпащикова_ИСП402.docx
@@ -50,6 +50,8 @@
                 <w:color w:val="FFFFFF" w:themeColor="background1"/>
               </w:rPr>
             </w:pPr>
+            <w:bookmarkStart w:id="0" w:name="_GoBack"/>
+            <w:bookmarkEnd w:id="0"/>
           </w:p>
         </w:tc>
         <w:tc>
@@ -4530,12 +4532,12 @@
         </w:tabs>
         <w:ind w:left="851"/>
       </w:pPr>
-      <w:bookmarkStart w:id="0" w:name="_Toc241351743"/>
+      <w:bookmarkStart w:id="1" w:name="_Toc241351743"/>
       <w:r>
         <w:lastRenderedPageBreak/>
         <w:t>Введение</w:t>
       </w:r>
-      <w:bookmarkEnd w:id="0"/>
+      <w:bookmarkEnd w:id="1"/>
       <w:r>
         <w:tab/>
       </w:r>
@@ -4613,12 +4615,12 @@
       <w:pPr>
         <w:pStyle w:val="1"/>
       </w:pPr>
-      <w:bookmarkStart w:id="1" w:name="_Toc241351744"/>
+      <w:bookmarkStart w:id="2" w:name="_Toc241351744"/>
       <w:r>
         <w:lastRenderedPageBreak/>
         <w:t>Термины и определения</w:t>
       </w:r>
-      <w:bookmarkEnd w:id="1"/>
+      <w:bookmarkEnd w:id="2"/>
     </w:p>
     <w:p>
       <w:r>
@@ -4704,21 +4706,12 @@
       <w:pPr>
         <w:pStyle w:val="a0"/>
       </w:pPr>
-      <w:proofErr w:type="spellStart"/>
       <w:r>
         <w:rPr>
           <w:rFonts w:eastAsia="Times New Roman" w:cs="Times New Roman"/>
           <w:szCs w:val="24"/>
         </w:rPr>
-        <w:t>Стейкхолдер</w:t>
-      </w:r>
-      <w:proofErr w:type="spellEnd"/>
-      <w:r>
-        <w:rPr>
-          <w:rFonts w:eastAsia="Times New Roman" w:cs="Times New Roman"/>
-          <w:szCs w:val="24"/>
-        </w:rPr>
-        <w:t xml:space="preserve"> </w:t>
+        <w:t xml:space="preserve">Стейкхолдер </w:t>
       </w:r>
       <w:r>
         <w:t>–</w:t>
@@ -4750,39 +4743,7 @@
           <w:rFonts w:eastAsia="Times New Roman" w:cs="Times New Roman"/>
           <w:szCs w:val="24"/>
         </w:rPr>
-        <w:t xml:space="preserve"> описание последовательности действий </w:t>
-      </w:r>
-      <w:proofErr w:type="spellStart"/>
-      <w:r>
-        <w:rPr>
-          <w:rFonts w:eastAsia="Times New Roman" w:cs="Times New Roman"/>
-          <w:szCs w:val="24"/>
-        </w:rPr>
-        <w:t>актора</w:t>
-      </w:r>
-      <w:proofErr w:type="spellEnd"/>
-      <w:r>
-        <w:rPr>
-          <w:rFonts w:eastAsia="Times New Roman" w:cs="Times New Roman"/>
-          <w:szCs w:val="24"/>
-        </w:rPr>
-        <w:t xml:space="preserve"> и системы, приводящей к достижению значимого для </w:t>
-      </w:r>
-      <w:proofErr w:type="spellStart"/>
-      <w:r>
-        <w:rPr>
-          <w:rFonts w:eastAsia="Times New Roman" w:cs="Times New Roman"/>
-          <w:szCs w:val="24"/>
-        </w:rPr>
-        <w:t>актора</w:t>
-      </w:r>
-      <w:proofErr w:type="spellEnd"/>
-      <w:r>
-        <w:rPr>
-          <w:rFonts w:eastAsia="Times New Roman" w:cs="Times New Roman"/>
-          <w:szCs w:val="24"/>
-        </w:rPr>
-        <w:t xml:space="preserve"> результата</w:t>
+        <w:t xml:space="preserve"> описание последовательности действий актора и системы, приводящей к достижению значимого для актора результата</w:t>
       </w:r>
     </w:p>
     <w:p>
@@ -4803,12 +4764,12 @@
       <w:pPr>
         <w:pStyle w:val="1"/>
       </w:pPr>
-      <w:bookmarkStart w:id="2" w:name="_Toc241351745"/>
+      <w:bookmarkStart w:id="3" w:name="_Toc241351745"/>
       <w:r>
         <w:lastRenderedPageBreak/>
         <w:t>Перечень сокращений</w:t>
       </w:r>
-      <w:bookmarkEnd w:id="2"/>
+      <w:bookmarkEnd w:id="3"/>
     </w:p>
     <w:p>
       <w:r>
@@ -4906,23 +4867,7 @@
         <w:pStyle w:val="a0"/>
       </w:pPr>
       <w:r>
-        <w:t>FR – функциональное требование (</w:t>
-      </w:r>
-      <w:proofErr w:type="spellStart"/>
-      <w:r>
-        <w:t>Functional</w:t>
-      </w:r>
-      <w:proofErr w:type="spellEnd"/>
-      <w:r>
-        <w:t xml:space="preserve"> </w:t>
-      </w:r>
-      <w:proofErr w:type="spellStart"/>
-      <w:r>
-        <w:t>Requirement</w:t>
-      </w:r>
-      <w:proofErr w:type="spellEnd"/>
-      <w:r>
-        <w:t>);</w:t>
+        <w:t>FR – функциональное требование (Functional Requirement);</w:t>
       </w:r>
     </w:p>
     <w:p>
@@ -5005,14 +4950,15 @@
           <w:lang w:val="en-US"/>
         </w:rPr>
       </w:pPr>
-      <w:proofErr w:type="spellStart"/>
       <w:r>
         <w:rPr>
           <w:lang w:val="en-US"/>
         </w:rPr>
-        <w:t>StH</w:t>
-      </w:r>
-      <w:proofErr w:type="spellEnd"/>
+        <w:t xml:space="preserve">StH </w:t>
+      </w:r>
+      <w:r>
+        <w:t>–</w:t>
+      </w:r>
       <w:r>
         <w:rPr>
           <w:lang w:val="en-US"/>
@@ -5020,19 +4966,8 @@
         <w:t xml:space="preserve"> </w:t>
       </w:r>
       <w:r>
-        <w:t>–</w:t>
-      </w:r>
-      <w:r>
-        <w:rPr>
-          <w:lang w:val="en-US"/>
-        </w:rPr>
-        <w:t xml:space="preserve"> </w:t>
-      </w:r>
-      <w:proofErr w:type="spellStart"/>
-      <w:r>
         <w:t>стейкхолдер</w:t>
       </w:r>
-      <w:proofErr w:type="spellEnd"/>
       <w:r>
         <w:rPr>
           <w:lang w:val="en-US"/>
@@ -5094,12 +5029,12 @@
       <w:pPr>
         <w:pStyle w:val="1"/>
       </w:pPr>
-      <w:bookmarkStart w:id="3" w:name="_Toc241351746"/>
+      <w:bookmarkStart w:id="4" w:name="_Toc241351746"/>
       <w:r>
         <w:lastRenderedPageBreak/>
         <w:t>Общие сведения</w:t>
       </w:r>
-      <w:bookmarkEnd w:id="3"/>
+      <w:bookmarkEnd w:id="4"/>
     </w:p>
     <w:p>
       <w:r>
@@ -5110,11 +5045,11 @@
       <w:pPr>
         <w:pStyle w:val="2"/>
       </w:pPr>
-      <w:bookmarkStart w:id="4" w:name="_Toc241351747"/>
+      <w:bookmarkStart w:id="5" w:name="_Toc241351747"/>
       <w:r>
         <w:t>Наименование разработки</w:t>
       </w:r>
-      <w:bookmarkEnd w:id="4"/>
+      <w:bookmarkEnd w:id="5"/>
     </w:p>
     <w:p>
       <w:r>
@@ -5125,11 +5060,11 @@
       <w:pPr>
         <w:pStyle w:val="2"/>
       </w:pPr>
-      <w:bookmarkStart w:id="5" w:name="_Toc241351748"/>
+      <w:bookmarkStart w:id="6" w:name="_Toc241351748"/>
       <w:r>
         <w:t>Основания для разработки</w:t>
       </w:r>
-      <w:bookmarkEnd w:id="5"/>
+      <w:bookmarkEnd w:id="6"/>
     </w:p>
     <w:p>
       <w:r>
@@ -5149,15 +5084,7 @@
         <w:pStyle w:val="a0"/>
       </w:pPr>
       <w:r>
-        <w:t xml:space="preserve">СТП </w:t>
-      </w:r>
-      <w:proofErr w:type="spellStart"/>
-      <w:r>
-        <w:t>ВятГУ</w:t>
-      </w:r>
-      <w:proofErr w:type="spellEnd"/>
-      <w:r>
-        <w:t xml:space="preserve"> 101-2004 «Общие требования к оформлению текстовых документов», утвержд</w:t>
+        <w:t>СТП ВятГУ 101-2004 «Общие требования к оформлению текстовых документов», утвержд</w:t>
       </w:r>
       <w:r>
         <w:t>е</w:t>
@@ -5181,11 +5108,11 @@
       <w:pPr>
         <w:pStyle w:val="2"/>
       </w:pPr>
-      <w:bookmarkStart w:id="6" w:name="_Toc241351749"/>
+      <w:bookmarkStart w:id="7" w:name="_Toc241351749"/>
       <w:r>
         <w:t>Сведения об участниках разработки</w:t>
       </w:r>
-      <w:bookmarkEnd w:id="6"/>
+      <w:bookmarkEnd w:id="7"/>
     </w:p>
     <w:p>
       <w:r>
@@ -5195,15 +5122,7 @@
         <w:t>ка</w:t>
       </w:r>
       <w:r>
-        <w:t xml:space="preserve"> ФГБОУ ВО «Вятского государственного университета» (Колледжа </w:t>
-      </w:r>
-      <w:proofErr w:type="spellStart"/>
-      <w:r>
-        <w:t>ВятГУ</w:t>
-      </w:r>
-      <w:proofErr w:type="spellEnd"/>
-      <w:r>
-        <w:t>), группы ИСПк-40</w:t>
+        <w:t xml:space="preserve"> ФГБОУ ВО «Вятского государственного университета» (Колледжа ВятГУ), группы ИСПк-40</w:t>
       </w:r>
       <w:r>
         <w:t>2</w:t>
@@ -5211,13 +5130,8 @@
       <w:r>
         <w:t xml:space="preserve">-52-00, </w:t>
       </w:r>
-      <w:proofErr w:type="spellStart"/>
-      <w:r>
-        <w:t>Колпащикова</w:t>
-      </w:r>
-      <w:proofErr w:type="spellEnd"/>
-      <w:r>
-        <w:t xml:space="preserve"> Арина Евгеньевна</w:t>
+      <w:r>
+        <w:t>Колпащикова Арина Евгеньевна</w:t>
       </w:r>
       <w:r>
         <w:t>.</w:t>
@@ -5231,26 +5145,18 @@
         <w:t>ФГБОУ ВО «Вятского государственного</w:t>
       </w:r>
       <w:r>
-        <w:t xml:space="preserve"> университета» </w:t>
-      </w:r>
-      <w:proofErr w:type="spellStart"/>
-      <w:r>
-        <w:t>Долженкова</w:t>
-      </w:r>
-      <w:proofErr w:type="spellEnd"/>
-      <w:r>
-        <w:t xml:space="preserve"> М.Л.</w:t>
+        <w:t xml:space="preserve"> университета» Долженкова М.Л.</w:t>
       </w:r>
     </w:p>
     <w:p>
       <w:pPr>
         <w:pStyle w:val="2"/>
       </w:pPr>
-      <w:bookmarkStart w:id="7" w:name="_Toc241351750"/>
+      <w:bookmarkStart w:id="8" w:name="_Toc241351750"/>
       <w:r>
         <w:t>Сроки разработки</w:t>
       </w:r>
-      <w:bookmarkEnd w:id="7"/>
+      <w:bookmarkEnd w:id="8"/>
     </w:p>
     <w:p>
       <w:r>
@@ -5267,11 +5173,11 @@
       <w:pPr>
         <w:pStyle w:val="2"/>
       </w:pPr>
-      <w:bookmarkStart w:id="8" w:name="_Toc241351751"/>
+      <w:bookmarkStart w:id="9" w:name="_Toc241351751"/>
       <w:r>
         <w:t>Источники и порядок финансирования работ</w:t>
       </w:r>
-      <w:bookmarkEnd w:id="8"/>
+      <w:bookmarkEnd w:id="9"/>
     </w:p>
     <w:p>
       <w:r>
@@ -5286,12 +5192,12 @@
       <w:pPr>
         <w:pStyle w:val="1"/>
       </w:pPr>
-      <w:bookmarkStart w:id="9" w:name="_Toc241351752"/>
+      <w:bookmarkStart w:id="10" w:name="_Toc241351752"/>
       <w:r>
         <w:lastRenderedPageBreak/>
         <w:t>Цели и назначение создания системы</w:t>
       </w:r>
-      <w:bookmarkEnd w:id="9"/>
+      <w:bookmarkEnd w:id="10"/>
     </w:p>
     <w:p>
       <w:r>
@@ -5302,11 +5208,11 @@
       <w:pPr>
         <w:pStyle w:val="2"/>
       </w:pPr>
-      <w:bookmarkStart w:id="10" w:name="_Toc241351753"/>
+      <w:bookmarkStart w:id="11" w:name="_Toc241351753"/>
       <w:r>
         <w:t>Цели создания системы</w:t>
       </w:r>
-      <w:bookmarkEnd w:id="10"/>
+      <w:bookmarkEnd w:id="11"/>
     </w:p>
     <w:p>
       <w:r>
@@ -5401,11 +5307,11 @@
       <w:pPr>
         <w:pStyle w:val="2"/>
       </w:pPr>
-      <w:bookmarkStart w:id="11" w:name="_Toc241351754"/>
+      <w:bookmarkStart w:id="12" w:name="_Toc241351754"/>
       <w:r>
         <w:t>Назначение системы</w:t>
       </w:r>
-      <w:bookmarkEnd w:id="11"/>
+      <w:bookmarkEnd w:id="12"/>
     </w:p>
     <w:p>
       <w:r>
@@ -5416,16 +5322,16 @@
       <w:pPr>
         <w:pStyle w:val="3"/>
       </w:pPr>
-      <w:bookmarkStart w:id="12" w:name="_Toc211453767"/>
-      <w:bookmarkStart w:id="13" w:name="_Toc241351755"/>
+      <w:bookmarkStart w:id="13" w:name="_Toc211453767"/>
+      <w:bookmarkStart w:id="14" w:name="_Toc241351755"/>
       <w:r>
         <w:t>Функциональное</w:t>
       </w:r>
       <w:r>
         <w:t xml:space="preserve"> назначение</w:t>
       </w:r>
-      <w:bookmarkEnd w:id="12"/>
       <w:bookmarkEnd w:id="13"/>
+      <w:bookmarkEnd w:id="14"/>
     </w:p>
     <w:p>
       <w:pPr>
@@ -5443,16 +5349,16 @@
       <w:pPr>
         <w:pStyle w:val="3"/>
       </w:pPr>
-      <w:bookmarkStart w:id="14" w:name="_Toc211453768"/>
-      <w:bookmarkStart w:id="15" w:name="_Toc241351756"/>
+      <w:bookmarkStart w:id="15" w:name="_Toc211453768"/>
+      <w:bookmarkStart w:id="16" w:name="_Toc241351756"/>
       <w:r>
         <w:t>Эксплуатационное</w:t>
       </w:r>
       <w:r>
         <w:t xml:space="preserve"> назначение</w:t>
       </w:r>
-      <w:bookmarkEnd w:id="14"/>
       <w:bookmarkEnd w:id="15"/>
+      <w:bookmarkEnd w:id="16"/>
     </w:p>
     <w:p>
       <w:r>
@@ -5470,12 +5376,12 @@
       <w:pPr>
         <w:pStyle w:val="1"/>
       </w:pPr>
-      <w:bookmarkStart w:id="16" w:name="_Toc241351757"/>
+      <w:bookmarkStart w:id="17" w:name="_Toc241351757"/>
       <w:r>
         <w:lastRenderedPageBreak/>
         <w:t>Характеристика объекта автоматизации</w:t>
       </w:r>
-      <w:bookmarkEnd w:id="16"/>
+      <w:bookmarkEnd w:id="17"/>
     </w:p>
     <w:p>
       <w:r>
@@ -5565,12 +5471,12 @@
       <w:pPr>
         <w:pStyle w:val="1"/>
       </w:pPr>
-      <w:bookmarkStart w:id="17" w:name="_Toc241351758"/>
+      <w:bookmarkStart w:id="18" w:name="_Toc241351758"/>
       <w:r>
         <w:lastRenderedPageBreak/>
         <w:t>Требования к автоматизированной системе</w:t>
       </w:r>
-      <w:bookmarkEnd w:id="17"/>
+      <w:bookmarkEnd w:id="18"/>
     </w:p>
     <w:p>
       <w:r>
@@ -5581,11 +5487,11 @@
       <w:pPr>
         <w:pStyle w:val="2"/>
       </w:pPr>
-      <w:bookmarkStart w:id="18" w:name="_Toc241351759"/>
+      <w:bookmarkStart w:id="19" w:name="_Toc241351759"/>
       <w:r>
         <w:t>Требования к структуре системы в целом</w:t>
       </w:r>
-      <w:bookmarkEnd w:id="18"/>
+      <w:bookmarkEnd w:id="19"/>
     </w:p>
     <w:p>
       <w:pPr>
@@ -5641,14 +5547,12 @@
       <w:r>
         <w:t xml:space="preserve">ранения данных на основе СУБД </w:t>
       </w:r>
-      <w:proofErr w:type="spellStart"/>
       <w:r>
         <w:rPr>
           <w:lang w:val="en-US"/>
         </w:rPr>
         <w:t>Postgre</w:t>
       </w:r>
-      <w:proofErr w:type="spellEnd"/>
       <w:r>
         <w:t>SQL.</w:t>
       </w:r>
@@ -5666,11 +5570,11 @@
       <w:pPr>
         <w:pStyle w:val="3"/>
       </w:pPr>
-      <w:bookmarkStart w:id="19" w:name="_Toc241351760"/>
+      <w:bookmarkStart w:id="20" w:name="_Toc241351760"/>
       <w:r>
         <w:t>Требования к перспективам развития</w:t>
       </w:r>
-      <w:bookmarkEnd w:id="19"/>
+      <w:bookmarkEnd w:id="20"/>
     </w:p>
     <w:p>
       <w:pPr>
@@ -5712,11 +5616,11 @@
       <w:pPr>
         <w:pStyle w:val="2"/>
       </w:pPr>
-      <w:bookmarkStart w:id="20" w:name="_Toc241351761"/>
+      <w:bookmarkStart w:id="21" w:name="_Toc241351761"/>
       <w:r>
         <w:t>Принцип работы программы</w:t>
       </w:r>
-      <w:bookmarkEnd w:id="20"/>
+      <w:bookmarkEnd w:id="21"/>
     </w:p>
     <w:p>
       <w:r>
@@ -5783,11 +5687,11 @@
       <w:pPr>
         <w:pStyle w:val="2"/>
       </w:pPr>
-      <w:bookmarkStart w:id="21" w:name="_Toc241351762"/>
+      <w:bookmarkStart w:id="22" w:name="_Toc241351762"/>
       <w:r>
         <w:t>Требования к пользовательскому интерфейсу</w:t>
       </w:r>
-      <w:bookmarkEnd w:id="21"/>
+      <w:bookmarkEnd w:id="22"/>
     </w:p>
     <w:p>
       <w:r>
@@ -5912,44 +5816,29 @@
     <w:p/>
     <w:p>
       <w:r>
-        <w:t>В панели тематических тортов должен находиться конструктор персональных тортов</w:t>
-      </w:r>
-      <w:r>
-        <w:t xml:space="preserve">, представленный на рисунке </w:t>
+        <w:t xml:space="preserve">В панели тематических тортов должен находиться конструктор персональных тортов, представленный на рисунке </w:t>
       </w:r>
       <w:r>
         <w:t>2</w:t>
       </w:r>
       <w:r>
-        <w:t>. Экран конст</w:t>
-      </w:r>
-      <w:r>
-        <w:t>руктора торта должен содержать:</w:t>
-      </w:r>
-    </w:p>
-    <w:p>
-      <w:pPr>
-        <w:pStyle w:val="a0"/>
-      </w:pPr>
-      <w:r>
-        <w:t>блоки выбора параметров начинки и коржей – эле</w:t>
-      </w:r>
-      <w:r>
-        <w:t>менты на рисунке под номером 1;</w:t>
-      </w:r>
-    </w:p>
-    <w:p>
-      <w:pPr>
-        <w:pStyle w:val="a0"/>
-      </w:pPr>
-      <w:r>
-        <w:t>кнопку «Добавить в корзину сформированный торт» –</w:t>
-      </w:r>
-      <w:r>
-        <w:t xml:space="preserve"> элемент на рисунке под номером </w:t>
-      </w:r>
-      <w:r>
-        <w:t>2.</w:t>
+        <w:t>. Экран конструктора торта должен содержать:</w:t>
+      </w:r>
+    </w:p>
+    <w:p>
+      <w:pPr>
+        <w:pStyle w:val="a0"/>
+      </w:pPr>
+      <w:r>
+        <w:t>блоки выбора параметров начинки и коржей – элементы на рисунке под номером 1;</w:t>
+      </w:r>
+    </w:p>
+    <w:p>
+      <w:pPr>
+        <w:pStyle w:val="a0"/>
+      </w:pPr>
+      <w:r>
+        <w:t>кнопку «Добавить в корзину сформированный торт» – элемент на рисунке под номером 2.</w:t>
       </w:r>
     </w:p>
     <w:p>
@@ -6014,19 +5903,13 @@
     <w:p/>
     <w:p>
       <w:r>
-        <w:t>Веб-приложение должно иметь экран контактной информ</w:t>
-      </w:r>
-      <w:r>
-        <w:t>ации, представленный на рисунке </w:t>
+        <w:t>Веб-приложение должно иметь экран контактной информации, представленный на рисунке </w:t>
       </w:r>
       <w:r>
         <w:t>3</w:t>
       </w:r>
       <w:r>
-        <w:t>. Экран контактной информации д</w:t>
-      </w:r>
-      <w:r>
-        <w:t>олжен содержать:</w:t>
+        <w:t>. Экран контактной информации должен содержать:</w:t>
       </w:r>
     </w:p>
     <w:p>
@@ -6093,28 +5976,13 @@
         <w:jc w:val="center"/>
       </w:pPr>
       <w:r>
-        <w:t xml:space="preserve">Рисунок </w:t>
-      </w:r>
-      <w:r>
-        <w:t>3</w:t>
-      </w:r>
-      <w:r>
-        <w:t xml:space="preserve"> – </w:t>
-      </w:r>
-      <w:r>
-        <w:t>Выпадающая панель с контактной информацией кондитерской</w:t>
+        <w:t>Рисунок 3 – Выпадающая панель с контактной информацией кондитерской</w:t>
       </w:r>
     </w:p>
     <w:p>
       <w:r>
         <w:lastRenderedPageBreak/>
-        <w:t xml:space="preserve">Веб-приложение должно иметь экран оформления заказа, представленный на рисунке </w:t>
-      </w:r>
-      <w:r>
-        <w:t>4</w:t>
-      </w:r>
-      <w:r>
-        <w:t>. Экран оформления заказа должен содержать:</w:t>
+        <w:t>Веб-приложение должно иметь экран оформления заказа, представленный на рисунке 4. Экран оформления заказа должен содержать:</w:t>
       </w:r>
     </w:p>
     <w:p>
@@ -6197,16 +6065,7 @@
         <w:jc w:val="center"/>
       </w:pPr>
       <w:r>
-        <w:t xml:space="preserve">Рисунок </w:t>
-      </w:r>
-      <w:r>
-        <w:t>4</w:t>
-      </w:r>
-      <w:r>
-        <w:t xml:space="preserve"> – </w:t>
-      </w:r>
-      <w:r>
-        <w:t>Страница оформления заказа</w:t>
+        <w:t>Рисунок 4 – Страница оформления заказа</w:t>
       </w:r>
     </w:p>
     <w:p>
@@ -6222,43 +6081,31 @@
         <w:t>5</w:t>
       </w:r>
       <w:r>
-        <w:t>. Окно вх</w:t>
-      </w:r>
-      <w:r>
-        <w:t>ода в систему должно содержать:</w:t>
-      </w:r>
-    </w:p>
-    <w:p>
-      <w:pPr>
-        <w:pStyle w:val="a0"/>
-      </w:pPr>
-      <w:r>
-        <w:t>поле ввода логина – элемент на рисунке под номеро</w:t>
-      </w:r>
-      <w:r>
-        <w:t>м 1</w:t>
-      </w:r>
-    </w:p>
-    <w:p>
-      <w:pPr>
-        <w:pStyle w:val="a0"/>
-      </w:pPr>
-      <w:r>
-        <w:t>поле ввода пароля – эл</w:t>
-      </w:r>
-      <w:r>
-        <w:t>емент на рисунке под номером 2;</w:t>
-      </w:r>
-    </w:p>
-    <w:p>
-      <w:pPr>
-        <w:pStyle w:val="a0"/>
-      </w:pPr>
-      <w:r>
-        <w:t>кнопку «Войти» – эл</w:t>
-      </w:r>
-      <w:r>
-        <w:t>емент на рисунке под номером 3;</w:t>
+        <w:t>. Окно входа в систему должно содержать:</w:t>
+      </w:r>
+    </w:p>
+    <w:p>
+      <w:pPr>
+        <w:pStyle w:val="a0"/>
+      </w:pPr>
+      <w:r>
+        <w:t>поле ввода логина – элемент на рисунке под номером 1</w:t>
+      </w:r>
+    </w:p>
+    <w:p>
+      <w:pPr>
+        <w:pStyle w:val="a0"/>
+      </w:pPr>
+      <w:r>
+        <w:t>поле ввода пароля – элемент на рисунке под номером 2;</w:t>
+      </w:r>
+    </w:p>
+    <w:p>
+      <w:pPr>
+        <w:pStyle w:val="a0"/>
+      </w:pPr>
+      <w:r>
+        <w:t>кнопку «Войти» – элемент на рисунке под номером 3;</w:t>
       </w:r>
     </w:p>
     <w:p>
@@ -6332,10 +6179,7 @@
         <w:t>5</w:t>
       </w:r>
       <w:r>
-        <w:t xml:space="preserve"> – </w:t>
-      </w:r>
-      <w:r>
-        <w:t>Страница авторизации в систему для клиента</w:t>
+        <w:t xml:space="preserve"> – Страница авторизации в систему для клиента</w:t>
       </w:r>
     </w:p>
     <w:p>
@@ -6351,43 +6195,31 @@
         <w:t>ленное на рисунке 6</w:t>
       </w:r>
       <w:r>
-        <w:t>. Окн</w:t>
-      </w:r>
-      <w:r>
-        <w:t>о регистрации должно содержать:</w:t>
-      </w:r>
-    </w:p>
-    <w:p>
-      <w:pPr>
-        <w:pStyle w:val="a0"/>
-      </w:pPr>
-      <w:r>
-        <w:t>поле ввода имени – эл</w:t>
-      </w:r>
-      <w:r>
-        <w:t>емент на рисунке под номером 1;</w:t>
-      </w:r>
-    </w:p>
-    <w:p>
-      <w:pPr>
-        <w:pStyle w:val="a0"/>
-      </w:pPr>
-      <w:r>
-        <w:t>поле ввода фамилии – эл</w:t>
-      </w:r>
-      <w:r>
-        <w:t>емент на рисунке под номером 2;</w:t>
-      </w:r>
-    </w:p>
-    <w:p>
-      <w:pPr>
-        <w:pStyle w:val="a0"/>
-      </w:pPr>
-      <w:r>
-        <w:t>поле ввода номера телефона – эл</w:t>
-      </w:r>
-      <w:r>
-        <w:t>емент на рисунке под номером 3;</w:t>
+        <w:t>. Окно регистрации должно содержать:</w:t>
+      </w:r>
+    </w:p>
+    <w:p>
+      <w:pPr>
+        <w:pStyle w:val="a0"/>
+      </w:pPr>
+      <w:r>
+        <w:t>поле ввода имени – элемент на рисунке под номером 1;</w:t>
+      </w:r>
+    </w:p>
+    <w:p>
+      <w:pPr>
+        <w:pStyle w:val="a0"/>
+      </w:pPr>
+      <w:r>
+        <w:t>поле ввода фамилии – элемент на рисунке под номером 2;</w:t>
+      </w:r>
+    </w:p>
+    <w:p>
+      <w:pPr>
+        <w:pStyle w:val="a0"/>
+      </w:pPr>
+      <w:r>
+        <w:t>поле ввода номера телефона – элемент на рисунке под номером 3;</w:t>
       </w:r>
     </w:p>
     <w:p>
@@ -6467,13 +6299,7 @@
         <w:t>6</w:t>
       </w:r>
       <w:r>
-        <w:t xml:space="preserve"> – Страница </w:t>
-      </w:r>
-      <w:r>
-        <w:t>регистрации</w:t>
-      </w:r>
-      <w:r>
-        <w:t xml:space="preserve"> в систему для клиента</w:t>
+        <w:t xml:space="preserve"> – Страница регистрации в систему для клиента</w:t>
       </w:r>
     </w:p>
     <w:p>
@@ -6615,13 +6441,7 @@
     </w:p>
     <w:p>
       <w:r>
-        <w:t>В</w:t>
-      </w:r>
-      <w:r>
-        <w:t>еб-приложение должно иметь окно заказов, представленное на рисунке 8. Окно заказов</w:t>
-      </w:r>
-      <w:r>
-        <w:t xml:space="preserve"> должен содержать:</w:t>
+        <w:t>Веб-приложение должно иметь окно заказов, представленное на рисунке 8. Окно заказов должен содержать:</w:t>
       </w:r>
     </w:p>
     <w:p>
@@ -6637,19 +6457,7 @@
         <w:pStyle w:val="a0"/>
       </w:pPr>
       <w:r>
-        <w:t>кнопку «Отменить заказ»</w:t>
-      </w:r>
-      <w:r>
-        <w:t>, если это активный заказ</w:t>
-      </w:r>
-      <w:r>
-        <w:t xml:space="preserve"> –</w:t>
-      </w:r>
-      <w:r>
-        <w:t xml:space="preserve"> элемент на рисунке под номером </w:t>
-      </w:r>
-      <w:r>
-        <w:t>2.</w:t>
+        <w:t>кнопку «Отменить заказ», если это активный заказ – элемент на рисунке под номером 2.</w:t>
       </w:r>
     </w:p>
     <w:p>
@@ -6823,10 +6631,7 @@
     <w:p>
       <w:r>
         <w:lastRenderedPageBreak/>
-        <w:t>Веб-приложение должно иметь экран входа в систему, представленный на рисунке 10</w:t>
-      </w:r>
-      <w:r>
-        <w:t>. Экран входа должен содержать:</w:t>
+        <w:t>Веб-приложение должно иметь экран входа в систему, представленный на рисунке 10. Экран входа должен содержать:</w:t>
       </w:r>
     </w:p>
     <w:p>
@@ -6923,32 +6728,23 @@
         <w:pStyle w:val="a0"/>
       </w:pPr>
       <w:r>
-        <w:t>вкладку</w:t>
-      </w:r>
-      <w:r>
-        <w:t xml:space="preserve"> «Выручка за сегодня» – элемент на рисунке под номером 1;</w:t>
-      </w:r>
-    </w:p>
-    <w:p>
-      <w:pPr>
-        <w:pStyle w:val="a0"/>
-      </w:pPr>
-      <w:r>
-        <w:t>вклад</w:t>
-      </w:r>
-      <w:r>
-        <w:t>ку «Доставок сегодня» – элемент на рисунке под номером 2;</w:t>
-      </w:r>
-    </w:p>
-    <w:p>
-      <w:pPr>
-        <w:pStyle w:val="a0"/>
-      </w:pPr>
-      <w:r>
-        <w:t>вклад</w:t>
-      </w:r>
-      <w:r>
-        <w:t>ку «Новых заказов» – элемент на рисунке под номером 3;</w:t>
+        <w:t>вкладку «Выручка за сегодня» – элемент на рисунке под номером 1;</w:t>
+      </w:r>
+    </w:p>
+    <w:p>
+      <w:pPr>
+        <w:pStyle w:val="a0"/>
+      </w:pPr>
+      <w:r>
+        <w:t>вкладку «Доставок сегодня» – элемент на рисунке под номером 2;</w:t>
+      </w:r>
+    </w:p>
+    <w:p>
+      <w:pPr>
+        <w:pStyle w:val="a0"/>
+      </w:pPr>
+      <w:r>
+        <w:t>вкладку «Новых заказов» – элемент на рисунке под номером 3;</w:t>
       </w:r>
     </w:p>
     <w:p>
@@ -7030,10 +6826,7 @@
     <w:p/>
     <w:p>
       <w:r>
-        <w:t>Веб-приложение должно иметь раздел «Заказы», представленный на рисун</w:t>
-      </w:r>
-      <w:r>
-        <w:t>ке 12. Раздел должен содержать:</w:t>
+        <w:t>Веб-приложение должно иметь раздел «Заказы», представленный на рисунке 12. Раздел должен содержать:</w:t>
       </w:r>
     </w:p>
     <w:p>
@@ -7122,16 +6915,7 @@
     <w:p>
       <w:r>
         <w:lastRenderedPageBreak/>
-        <w:t>Веб-приложение должно иметь раздел «Сырь</w:t>
-      </w:r>
-      <w:r>
-        <w:t>е</w:t>
-      </w:r>
-      <w:r>
-        <w:t>», представленный на рисунке 13. Раздел долж</w:t>
-      </w:r>
-      <w:r>
-        <w:t>ен содержать:</w:t>
+        <w:t>Веб-приложение должно иметь раздел «Сырье», представленный на рисунке 13. Раздел должен содержать:</w:t>
       </w:r>
     </w:p>
     <w:p>
@@ -7155,10 +6939,7 @@
         <w:pStyle w:val="a0"/>
       </w:pPr>
       <w:r>
-        <w:t xml:space="preserve">кнопку добавления </w:t>
-      </w:r>
-      <w:r>
-        <w:t>– элемент на рисунке под номером 3;</w:t>
+        <w:t>кнопку добавления – элемент на рисунке под номером 3;</w:t>
       </w:r>
     </w:p>
     <w:p>
@@ -7261,13 +7042,7 @@
         <w:pStyle w:val="a0"/>
       </w:pPr>
       <w:r>
-        <w:t xml:space="preserve">область </w:t>
-      </w:r>
-      <w:r>
-        <w:t xml:space="preserve">наименований </w:t>
-      </w:r>
-      <w:r>
-        <w:t>полей ввода (левая часть формы) – элемент на рисунке под номером 1;</w:t>
+        <w:t>область наименований полей ввода (левая часть формы) – элемент на рисунке под номером 1;</w:t>
       </w:r>
     </w:p>
     <w:p>
@@ -7454,10 +7229,7 @@
     <w:p>
       <w:r>
         <w:lastRenderedPageBreak/>
-        <w:t>Веб-приложение должно иметь раздел «Сотрудники», представленный на рисун</w:t>
-      </w:r>
-      <w:r>
-        <w:t>ке 16. Раздел должен содержать:</w:t>
+        <w:t>Веб-приложение должно иметь раздел «Сотрудники», представленный на рисунке 16. Раздел должен содержать:</w:t>
       </w:r>
     </w:p>
     <w:p>
@@ -7676,10 +7448,7 @@
     </w:p>
     <w:p>
       <w:r>
-        <w:t>Веб-приложение должно иметь раздел «Доставка», представленный на рисун</w:t>
-      </w:r>
-      <w:r>
-        <w:t>ке 18. Раздел должен содержать:</w:t>
+        <w:t>Веб-приложение должно иметь раздел «Доставка», представленный на рисунке 18. Раздел должен содержать:</w:t>
       </w:r>
     </w:p>
     <w:p>
@@ -7703,10 +7472,18 @@
         <w:pStyle w:val="a0"/>
       </w:pPr>
       <w:r>
-        <w:t xml:space="preserve">список доставок – элемент на рисунке под номером </w:t>
-      </w:r>
-      <w:r>
-        <w:t>3</w:t>
+        <w:t>список доставок – элемент на рисунке под номером 3;</w:t>
+      </w:r>
+    </w:p>
+    <w:p>
+      <w:pPr>
+        <w:pStyle w:val="a0"/>
+      </w:pPr>
+      <w:r>
+        <w:t xml:space="preserve">кнопку редактирования – элемент на рисунке под номером </w:t>
+      </w:r>
+      <w:r>
+        <w:t>4</w:t>
       </w:r>
       <w:r>
         <w:t>;</w:t>
@@ -7714,23 +7491,12 @@
     </w:p>
     <w:p>
       <w:pPr>
-        <w:pStyle w:val="a0"/>
-      </w:pPr>
-      <w:r>
-        <w:t xml:space="preserve">кнопку редактирования – элемент на рисунке под номером </w:t>
-      </w:r>
-      <w:r>
-        <w:t>4</w:t>
-      </w:r>
-      <w:r>
-        <w:t>;</w:t>
-      </w:r>
-    </w:p>
-    <w:p>
-      <w:pPr>
         <w:jc w:val="center"/>
       </w:pPr>
       <w:r>
+        <w:rPr>
+          <w:noProof/>
+        </w:rPr>
         <w:drawing>
           <wp:inline distT="0" distB="0" distL="0" distR="0" wp14:anchorId="29535CD3" wp14:editId="592A6D30">
             <wp:extent cx="5004588" cy="3253839"/>
@@ -7872,15 +7638,7 @@
     </w:p>
     <w:p>
       <w:r>
-        <w:t>Веб-приложение должно иметь раздел «</w:t>
-      </w:r>
-      <w:proofErr w:type="spellStart"/>
-      <w:r>
-        <w:t>Начинение</w:t>
-      </w:r>
-      <w:proofErr w:type="spellEnd"/>
-      <w:r>
-        <w:t>» для кондитера, представленный на рисунке 20. Раздел должен содержать:</w:t>
+        <w:t>Веб-приложение должно иметь раздел «Начинение» для кондитера, представленный на рисунке 20. Раздел должен содержать:</w:t>
       </w:r>
     </w:p>
     <w:p>
@@ -7948,15 +7706,7 @@
         <w:jc w:val="center"/>
       </w:pPr>
       <w:r>
-        <w:t>Рисунок 20 – Раздел «</w:t>
-      </w:r>
-      <w:proofErr w:type="spellStart"/>
-      <w:r>
-        <w:t>Начинение</w:t>
-      </w:r>
-      <w:proofErr w:type="spellEnd"/>
-      <w:r>
-        <w:t xml:space="preserve">» </w:t>
+        <w:t xml:space="preserve">Рисунок 20 – Раздел «Начинение» </w:t>
       </w:r>
     </w:p>
     <w:p>
@@ -7966,24 +7716,15 @@
     </w:p>
     <w:p>
       <w:r>
-        <w:t>Веб-приложение должно иметь раздел «Готов» для кондитера, представленный на рисун</w:t>
-      </w:r>
-      <w:r>
-        <w:t>ке 21. Раздел должен содержать:</w:t>
-      </w:r>
-    </w:p>
-    <w:p>
-      <w:pPr>
-        <w:pStyle w:val="a0"/>
-      </w:pPr>
-      <w:r>
-        <w:t xml:space="preserve">карточки </w:t>
-      </w:r>
-      <w:r>
-        <w:t xml:space="preserve">для отметки </w:t>
-      </w:r>
-      <w:r>
-        <w:t>готовых заказов (номер, название торта, начинка, дополнительная информация) – элемент на рисунке под номером 1.</w:t>
+        <w:t>Веб-приложение должно иметь раздел «Готов» для кондитера, представленный на рисунке 21. Раздел должен содержать:</w:t>
+      </w:r>
+    </w:p>
+    <w:p>
+      <w:pPr>
+        <w:pStyle w:val="a0"/>
+      </w:pPr>
+      <w:r>
+        <w:t>карточки для отметки готовых заказов (номер, название торта, начинка, дополнительная информация) – элемент на рисунке под номером 1.</w:t>
       </w:r>
     </w:p>
     <w:p>
@@ -8059,13 +7800,7 @@
         <w:t>е</w:t>
       </w:r>
       <w:r>
-        <w:t>» для кондитера, пре</w:t>
-      </w:r>
-      <w:r>
-        <w:t>дставленный на рисунке </w:t>
-      </w:r>
-      <w:r>
-        <w:t>22. Раздел должен содержать:</w:t>
+        <w:t>» для кондитера, представленный на рисунке 22. Раздел должен содержать:</w:t>
       </w:r>
     </w:p>
     <w:p>
@@ -8089,15 +7824,7 @@
         <w:pStyle w:val="a0"/>
       </w:pPr>
       <w:r>
-        <w:t>карточки сырья (например, «Крем-</w:t>
-      </w:r>
-      <w:proofErr w:type="spellStart"/>
-      <w:r>
-        <w:t>чиз</w:t>
-      </w:r>
-      <w:proofErr w:type="spellEnd"/>
-      <w:r>
-        <w:t>», «Карамель») – элемент на рисунке под номером 3.</w:t>
+        <w:t>карточки сырья (например, «Крем-чиз», «Карамель») – элемент на рисунке под номером 3.</w:t>
       </w:r>
     </w:p>
     <w:p>
@@ -8156,10 +7883,7 @@
         <w:jc w:val="center"/>
       </w:pPr>
       <w:r>
-        <w:t>Рисунок 22 – Раздел «Сырье</w:t>
-      </w:r>
-      <w:r>
-        <w:t xml:space="preserve">» </w:t>
+        <w:t xml:space="preserve">Рисунок 22 – Раздел «Сырье» </w:t>
       </w:r>
     </w:p>
     <w:p>
@@ -8169,16 +7893,7 @@
     </w:p>
     <w:p>
       <w:r>
-        <w:t>Веб-приложение должно иметь модальное окно «</w:t>
-      </w:r>
-      <w:r>
-        <w:t>Списание товара</w:t>
-      </w:r>
-      <w:r>
-        <w:t>» для кондитера, представленное на рис</w:t>
-      </w:r>
-      <w:r>
-        <w:t>унке 23. Окно должно содержать:</w:t>
+        <w:t>Веб-приложение должно иметь модальное окно «Списание товара» для кондитера, представленное на рисунке 23. Окно должно содержать:</w:t>
       </w:r>
     </w:p>
     <w:p>
@@ -8202,24 +7917,15 @@
         <w:pStyle w:val="a0"/>
       </w:pPr>
       <w:r>
-        <w:t>кнопку «Отмена» – э</w:t>
-      </w:r>
-      <w:r>
-        <w:t>лемент на рисунке под номером 3;</w:t>
-      </w:r>
-    </w:p>
-    <w:p>
-      <w:pPr>
-        <w:pStyle w:val="a0"/>
-      </w:pPr>
-      <w:r>
-        <w:t xml:space="preserve">кнопку «Списать» </w:t>
-      </w:r>
-      <w:r>
-        <w:t>–</w:t>
-      </w:r>
-      <w:r>
-        <w:t xml:space="preserve"> элемент на рисунке под номером 4.</w:t>
+        <w:t>кнопку «Отмена» – элемент на рисунке под номером 3;</w:t>
+      </w:r>
+    </w:p>
+    <w:p>
+      <w:pPr>
+        <w:pStyle w:val="a0"/>
+      </w:pPr>
+      <w:r>
+        <w:t>кнопку «Списать» – элемент на рисунке под номером 4.</w:t>
       </w:r>
     </w:p>
     <w:p>
@@ -8227,6 +7933,9 @@
         <w:jc w:val="center"/>
       </w:pPr>
       <w:r>
+        <w:rPr>
+          <w:noProof/>
+        </w:rPr>
         <w:lastRenderedPageBreak/>
         <w:drawing>
           <wp:inline distT="0" distB="0" distL="0" distR="0" wp14:anchorId="09CE0E84" wp14:editId="344D093D">
@@ -8279,10 +7988,7 @@
     <w:p/>
     <w:p>
       <w:r>
-        <w:t>Веб-приложение должно иметь панель курьера, представленную на рисун</w:t>
-      </w:r>
-      <w:r>
-        <w:t>ке 24. Панель должна содержать:</w:t>
+        <w:t>Веб-приложение должно иметь панель курьера, представленную на рисунке 24. Панель должна содержать:</w:t>
       </w:r>
     </w:p>
     <w:p>
@@ -8314,6 +8020,9 @@
         <w:jc w:val="center"/>
       </w:pPr>
       <w:r>
+        <w:rPr>
+          <w:noProof/>
+        </w:rPr>
         <w:drawing>
           <wp:inline distT="0" distB="0" distL="0" distR="0" wp14:anchorId="7CC53699" wp14:editId="6024DB67">
             <wp:extent cx="5218084" cy="3384468"/>
@@ -8363,12 +8072,12 @@
       <w:pPr>
         <w:pStyle w:val="2"/>
       </w:pPr>
-      <w:bookmarkStart w:id="22" w:name="_Toc241351763"/>
+      <w:bookmarkStart w:id="23" w:name="_Toc241351763"/>
       <w:r>
         <w:lastRenderedPageBreak/>
         <w:t>Требования к функциям</w:t>
       </w:r>
-      <w:bookmarkEnd w:id="22"/>
+      <w:bookmarkEnd w:id="23"/>
     </w:p>
     <w:p>
       <w:pPr>
@@ -8393,23 +8102,7 @@
           <w:rFonts w:eastAsia="Times New Roman" w:cs="Times New Roman"/>
           <w:szCs w:val="24"/>
         </w:rPr>
-        <w:t xml:space="preserve">нных ниже. Полная формулировка каждого требования, источник, обоснование, приоритет по методу </w:t>
-      </w:r>
-      <w:proofErr w:type="spellStart"/>
-      <w:r>
-        <w:rPr>
-          <w:rFonts w:eastAsia="Times New Roman" w:cs="Times New Roman"/>
-          <w:szCs w:val="24"/>
-        </w:rPr>
-        <w:t>MoSCoW</w:t>
-      </w:r>
-      <w:proofErr w:type="spellEnd"/>
-      <w:r>
-        <w:rPr>
-          <w:rFonts w:eastAsia="Times New Roman" w:cs="Times New Roman"/>
-          <w:szCs w:val="24"/>
-        </w:rPr>
-        <w:t xml:space="preserve"> и критерий верификации приведены в документе «Классификация и формализация требований».</w:t>
+        <w:t>нных ниже. Полная формулировка каждого требования, источник, обоснование, приоритет по методу MoSCoW и критерий верификации приведены в документе «Классификация и формализация требований».</w:t>
       </w:r>
     </w:p>
     <w:p>
@@ -8704,18 +8397,24 @@
         <w:pStyle w:val="a0"/>
       </w:pPr>
       <w:r>
-        <w:t>управление учётными записями и ролями сотрудников (FR-20).</w:t>
+        <w:t>управление уч</w:t>
+      </w:r>
+      <w:r>
+        <w:t>е</w:t>
+      </w:r>
+      <w:r>
+        <w:t>тными записями и ролями сотрудников (FR-20).</w:t>
       </w:r>
     </w:p>
     <w:p>
       <w:pPr>
         <w:pStyle w:val="2"/>
       </w:pPr>
-      <w:bookmarkStart w:id="23" w:name="_Toc241351764"/>
+      <w:bookmarkStart w:id="24" w:name="_Toc241351764"/>
       <w:r>
         <w:t>Требования к видам обеспечения</w:t>
       </w:r>
-      <w:bookmarkEnd w:id="23"/>
+      <w:bookmarkEnd w:id="24"/>
     </w:p>
     <w:p>
       <w:r>
@@ -8726,11 +8425,11 @@
       <w:pPr>
         <w:pStyle w:val="3"/>
       </w:pPr>
-      <w:bookmarkStart w:id="24" w:name="_Toc241351765"/>
+      <w:bookmarkStart w:id="25" w:name="_Toc241351765"/>
       <w:r>
         <w:t>Требования к математическому обеспечению</w:t>
       </w:r>
-      <w:bookmarkEnd w:id="24"/>
+      <w:bookmarkEnd w:id="25"/>
     </w:p>
     <w:p>
       <w:r>
@@ -8931,45 +8630,29 @@
         <w:rPr>
           <w:i/>
         </w:rPr>
-        <w:t xml:space="preserve">m1, m2, ..., </w:t>
-      </w:r>
-      <w:proofErr w:type="spellStart"/>
+        <w:t>m1, m2, ..., mn</w:t>
+      </w:r>
+      <w:r>
+        <w:t xml:space="preserve"> </w:t>
+      </w:r>
+      <w:r>
+        <w:sym w:font="Symbol" w:char="F02D"/>
+      </w:r>
+      <w:r>
+        <w:t xml:space="preserve"> масса (или количество) каждого ингредиента в составе изделия по технологической карте (кг, г, шт.); </w:t>
+      </w:r>
+    </w:p>
+    <w:p>
+      <w:pPr>
+        <w:spacing w:before="0" w:after="200"/>
+        <w:contextualSpacing w:val="0"/>
+      </w:pPr>
       <w:r>
         <w:rPr>
           <w:i/>
         </w:rPr>
-        <w:t>mn</w:t>
-      </w:r>
-      <w:proofErr w:type="spellEnd"/>
-      <w:r>
-        <w:t xml:space="preserve"> </w:t>
-      </w:r>
-      <w:r>
-        <w:sym w:font="Symbol" w:char="F02D"/>
-      </w:r>
-      <w:r>
-        <w:t xml:space="preserve"> масса (или количество) каждого ингредиента в составе изделия по технологической карте (кг, г, шт.); </w:t>
-      </w:r>
-    </w:p>
-    <w:p>
-      <w:pPr>
-        <w:spacing w:before="0" w:after="200"/>
-        <w:contextualSpacing w:val="0"/>
-      </w:pPr>
-      <w:r>
-        <w:rPr>
-          <w:i/>
-        </w:rPr>
-        <w:t xml:space="preserve">p1, p2, ..., </w:t>
-      </w:r>
-      <w:proofErr w:type="spellStart"/>
-      <w:r>
-        <w:rPr>
-          <w:i/>
-        </w:rPr>
-        <w:t>pn</w:t>
-      </w:r>
-      <w:proofErr w:type="spellEnd"/>
+        <w:t>p1, p2, ..., pn</w:t>
+      </w:r>
       <w:r>
         <w:t xml:space="preserve"> </w:t>
       </w:r>
@@ -9109,14 +8792,12 @@
       </w:r>
     </w:p>
     <w:p>
-      <w:proofErr w:type="spellStart"/>
       <w:r>
         <w:rPr>
           <w:i/>
         </w:rPr>
         <w:t>C_баз</w:t>
       </w:r>
-      <w:proofErr w:type="spellEnd"/>
       <w:r>
         <w:t xml:space="preserve"> </w:t>
       </w:r>
@@ -9131,14 +8812,12 @@
       </w:r>
     </w:p>
     <w:p>
-      <w:proofErr w:type="spellStart"/>
       <w:r>
         <w:rPr>
           <w:i/>
         </w:rPr>
         <w:t>C_начин</w:t>
       </w:r>
-      <w:proofErr w:type="spellEnd"/>
       <w:r>
         <w:t xml:space="preserve"> </w:t>
       </w:r>
@@ -9150,14 +8829,12 @@
       </w:r>
     </w:p>
     <w:p>
-      <w:proofErr w:type="spellStart"/>
       <w:r>
         <w:rPr>
           <w:i/>
         </w:rPr>
         <w:t>C_декор</w:t>
       </w:r>
-      <w:proofErr w:type="spellEnd"/>
       <w:r>
         <w:t xml:space="preserve"> </w:t>
       </w:r>
@@ -9173,14 +8850,12 @@
         <w:spacing w:before="0" w:after="200"/>
         <w:contextualSpacing w:val="0"/>
       </w:pPr>
-      <w:proofErr w:type="spellStart"/>
       <w:r>
         <w:rPr>
           <w:i/>
         </w:rPr>
         <w:t>K_сроч</w:t>
       </w:r>
-      <w:proofErr w:type="spellEnd"/>
       <w:r>
         <w:t xml:space="preserve"> </w:t>
       </w:r>
@@ -9291,27 +8966,23 @@
       </w:r>
     </w:p>
     <w:p>
-      <w:proofErr w:type="spellStart"/>
       <w:r>
         <w:rPr>
           <w:i/>
         </w:rPr>
         <w:t>S_дост</w:t>
       </w:r>
-      <w:proofErr w:type="spellEnd"/>
       <w:r>
         <w:t xml:space="preserve"> — итоговая стоимость курьерской доставки (руб.); </w:t>
       </w:r>
     </w:p>
     <w:p>
-      <w:proofErr w:type="spellStart"/>
       <w:r>
         <w:rPr>
           <w:i/>
         </w:rPr>
         <w:t>S_баз</w:t>
       </w:r>
-      <w:proofErr w:type="spellEnd"/>
       <w:r>
         <w:t xml:space="preserve"> — базовый тариф доставки (руб.); </w:t>
       </w:r>
@@ -9321,14 +8992,12 @@
         <w:spacing w:before="0" w:after="200"/>
         <w:contextualSpacing w:val="0"/>
       </w:pPr>
-      <w:proofErr w:type="spellStart"/>
       <w:r>
         <w:rPr>
           <w:i/>
         </w:rPr>
         <w:t>S_зона</w:t>
       </w:r>
-      <w:proofErr w:type="spellEnd"/>
       <w:r>
         <w:t xml:space="preserve"> — дополнительная надбавка за удаленность зоны обслуживания (руб.). </w:t>
       </w:r>
@@ -9450,14 +9119,12 @@
       </w:r>
     </w:p>
     <w:p>
-      <w:proofErr w:type="spellStart"/>
       <w:r>
         <w:rPr>
           <w:i/>
         </w:rPr>
         <w:t>P_всего</w:t>
       </w:r>
-      <w:proofErr w:type="spellEnd"/>
       <w:r>
         <w:t xml:space="preserve"> </w:t>
       </w:r>
@@ -9469,14 +9136,12 @@
       </w:r>
     </w:p>
     <w:p>
-      <w:proofErr w:type="spellStart"/>
       <w:r>
         <w:rPr>
           <w:i/>
         </w:rPr>
         <w:t>C_всего</w:t>
       </w:r>
-      <w:proofErr w:type="spellEnd"/>
       <w:r>
         <w:t xml:space="preserve"> </w:t>
       </w:r>
@@ -9494,12 +9159,12 @@
       <w:pPr>
         <w:pStyle w:val="3"/>
       </w:pPr>
-      <w:bookmarkStart w:id="25" w:name="_Toc241351766"/>
+      <w:bookmarkStart w:id="26" w:name="_Toc241351766"/>
       <w:r>
         <w:lastRenderedPageBreak/>
         <w:t>Требования к информационному обеспечению</w:t>
       </w:r>
-      <w:bookmarkEnd w:id="25"/>
+      <w:bookmarkEnd w:id="26"/>
     </w:p>
     <w:p>
       <w:r>
@@ -9510,11 +9175,11 @@
       <w:pPr>
         <w:pStyle w:val="4"/>
       </w:pPr>
-      <w:bookmarkStart w:id="26" w:name="_Toc241351767"/>
+      <w:bookmarkStart w:id="27" w:name="_Toc241351767"/>
       <w:r>
         <w:t>Требования к структуре данных</w:t>
       </w:r>
-      <w:bookmarkEnd w:id="26"/>
+      <w:bookmarkEnd w:id="27"/>
     </w:p>
     <w:p>
       <w:pPr>
@@ -9523,15 +9188,7 @@
         </w:rPr>
       </w:pPr>
       <w:r>
-        <w:t xml:space="preserve">База данных должна быть развернута на выделенном виртуальном сервере на основе официального образа </w:t>
-      </w:r>
-      <w:proofErr w:type="spellStart"/>
-      <w:r>
-        <w:t>PostgreSQL</w:t>
-      </w:r>
-      <w:proofErr w:type="spellEnd"/>
-      <w:r>
-        <w:t xml:space="preserve"> (версия 15 или выше). Структура БД должна обеспечивать целостность связей между заказами, клиентами, изделиями, технологическими картами, сырьем, сотрудниками и доставками.</w:t>
+        <w:t>База данных должна быть развернута на выделенном виртуальном сервере на основе официального образа PostgreSQL (версия 15 или выше). Структура БД должна обеспечивать целостность связей между заказами, клиентами, изделиями, технологическими картами, сырьем, сотрудниками и доставками.</w:t>
       </w:r>
     </w:p>
     <w:p>
@@ -9652,11 +9309,11 @@
       <w:pPr>
         <w:pStyle w:val="4"/>
       </w:pPr>
-      <w:bookmarkStart w:id="27" w:name="_Toc241351768"/>
+      <w:bookmarkStart w:id="28" w:name="_Toc241351768"/>
       <w:r>
         <w:t>Требования к контролю, хранению, обновлению и восстановлению данных</w:t>
       </w:r>
-      <w:bookmarkEnd w:id="27"/>
+      <w:bookmarkEnd w:id="28"/>
     </w:p>
     <w:p>
       <w:r>
@@ -9703,11 +9360,11 @@
       <w:pPr>
         <w:pStyle w:val="4"/>
       </w:pPr>
-      <w:bookmarkStart w:id="28" w:name="_Toc241351769"/>
+      <w:bookmarkStart w:id="29" w:name="_Toc241351769"/>
       <w:r>
         <w:t>Требования к входным данным</w:t>
       </w:r>
-      <w:bookmarkEnd w:id="28"/>
+      <w:bookmarkEnd w:id="29"/>
     </w:p>
     <w:p>
       <w:r>
@@ -9777,11 +9434,11 @@
       <w:pPr>
         <w:pStyle w:val="3"/>
       </w:pPr>
-      <w:bookmarkStart w:id="29" w:name="_Toc241351770"/>
+      <w:bookmarkStart w:id="30" w:name="_Toc241351770"/>
       <w:r>
         <w:t>Требования к лингвистическому обеспечению</w:t>
       </w:r>
-      <w:bookmarkEnd w:id="29"/>
+      <w:bookmarkEnd w:id="30"/>
     </w:p>
     <w:p>
       <w:r>
@@ -9796,11 +9453,11 @@
       <w:pPr>
         <w:pStyle w:val="3"/>
       </w:pPr>
-      <w:bookmarkStart w:id="30" w:name="_Toc241351771"/>
+      <w:bookmarkStart w:id="31" w:name="_Toc241351771"/>
       <w:r>
         <w:t>Требования к программному обеспечению</w:t>
       </w:r>
-      <w:bookmarkEnd w:id="30"/>
+      <w:bookmarkEnd w:id="31"/>
     </w:p>
     <w:p>
       <w:r>
@@ -9812,15 +9469,7 @@
         <w:pStyle w:val="a0"/>
       </w:pPr>
       <w:r>
-        <w:t xml:space="preserve">серверная часть приложения и база данных должны разворачиваться в отдельных </w:t>
-      </w:r>
-      <w:proofErr w:type="spellStart"/>
-      <w:r>
-        <w:t>Docker</w:t>
-      </w:r>
-      <w:proofErr w:type="spellEnd"/>
-      <w:r>
-        <w:t>-контейнерах, что упрощает перенос и обновление системы на сервере;</w:t>
+        <w:t>серверная часть приложения и база данных должны разворачиваться в отдельных Docker-контейнерах, что упрощает перенос и обновление системы на сервере;</w:t>
       </w:r>
     </w:p>
     <w:p>
@@ -9872,47 +9521,15 @@
       <w:pPr>
         <w:pStyle w:val="4"/>
       </w:pPr>
-      <w:bookmarkStart w:id="31" w:name="_Toc241351772"/>
+      <w:bookmarkStart w:id="32" w:name="_Toc241351772"/>
       <w:r>
         <w:t>Требования к операционной системе</w:t>
       </w:r>
-      <w:bookmarkEnd w:id="31"/>
-    </w:p>
-    <w:p>
-      <w:r>
-        <w:t xml:space="preserve">Веб-интерфейс системы должен корректно функционировать в браузерах </w:t>
-      </w:r>
-      <w:proofErr w:type="spellStart"/>
-      <w:r>
-        <w:t>Google</w:t>
-      </w:r>
-      <w:proofErr w:type="spellEnd"/>
-      <w:r>
-        <w:t xml:space="preserve"> </w:t>
-      </w:r>
-      <w:proofErr w:type="spellStart"/>
-      <w:r>
-        <w:t>Chrome</w:t>
-      </w:r>
-      <w:proofErr w:type="spellEnd"/>
-      <w:r>
-        <w:t xml:space="preserve">, Яндекс Браузер и </w:t>
-      </w:r>
-      <w:proofErr w:type="spellStart"/>
-      <w:r>
-        <w:t>Mozilla</w:t>
-      </w:r>
-      <w:proofErr w:type="spellEnd"/>
-      <w:r>
-        <w:t xml:space="preserve"> </w:t>
-      </w:r>
-      <w:proofErr w:type="spellStart"/>
-      <w:r>
-        <w:t>Firefox</w:t>
-      </w:r>
-      <w:proofErr w:type="spellEnd"/>
-      <w:r>
-        <w:t xml:space="preserve"> актуальных стабильных версий, а также на мобильных устройствах с современными браузерами. Серверная часть ИС и база данных должны разворачиваться на стабильном </w:t>
+      <w:bookmarkEnd w:id="32"/>
+    </w:p>
+    <w:p>
+      <w:r>
+        <w:t xml:space="preserve">Веб-интерфейс системы должен корректно функционировать в браузерах Google Chrome, Яндекс Браузер и Mozilla Firefox актуальных стабильных версий, а также на мобильных устройствах с современными браузерами. Серверная часть ИС и база данных должны разворачиваться на стабильном </w:t>
       </w:r>
       <w:r>
         <w:t>виртуальном сервере</w:t>
@@ -9925,11 +9542,11 @@
       <w:pPr>
         <w:pStyle w:val="3"/>
       </w:pPr>
-      <w:bookmarkStart w:id="32" w:name="_Toc241351773"/>
+      <w:bookmarkStart w:id="33" w:name="_Toc241351773"/>
       <w:r>
         <w:t>Требования к техническому обеспечению</w:t>
       </w:r>
-      <w:bookmarkEnd w:id="32"/>
+      <w:bookmarkEnd w:id="33"/>
     </w:p>
     <w:p>
       <w:pPr>
@@ -9948,15 +9565,7 @@
         <w:pStyle w:val="a0"/>
       </w:pPr>
       <w:r>
-        <w:t xml:space="preserve">операционная система: </w:t>
-      </w:r>
-      <w:proofErr w:type="spellStart"/>
-      <w:r>
-        <w:t>Windows</w:t>
-      </w:r>
-      <w:proofErr w:type="spellEnd"/>
-      <w:r>
-        <w:t>® 10;</w:t>
+        <w:t>операционная система: Windows® 10;</w:t>
       </w:r>
     </w:p>
     <w:p>
@@ -10092,14 +9701,12 @@
       <w:r>
         <w:t xml:space="preserve">наличие настроенной СУБД </w:t>
       </w:r>
-      <w:proofErr w:type="spellStart"/>
       <w:r>
         <w:rPr>
           <w:lang w:val="en-US"/>
         </w:rPr>
         <w:t>Postgre</w:t>
       </w:r>
-      <w:proofErr w:type="spellEnd"/>
       <w:r>
         <w:t>SQL;</w:t>
       </w:r>
@@ -10116,12 +9723,12 @@
       <w:pPr>
         <w:pStyle w:val="3"/>
       </w:pPr>
-      <w:bookmarkStart w:id="33" w:name="_Toc241351774"/>
+      <w:bookmarkStart w:id="34" w:name="_Toc241351774"/>
       <w:r>
         <w:lastRenderedPageBreak/>
         <w:t>Требования к метрологическому обеспечению</w:t>
       </w:r>
-      <w:bookmarkEnd w:id="33"/>
+      <w:bookmarkEnd w:id="34"/>
     </w:p>
     <w:p>
       <w:r>
@@ -10136,11 +9743,11 @@
       <w:pPr>
         <w:pStyle w:val="3"/>
       </w:pPr>
-      <w:bookmarkStart w:id="34" w:name="_Toc241351775"/>
+      <w:bookmarkStart w:id="35" w:name="_Toc241351775"/>
       <w:r>
         <w:t>Требования к организационному обеспечению</w:t>
       </w:r>
-      <w:bookmarkEnd w:id="34"/>
+      <w:bookmarkEnd w:id="35"/>
     </w:p>
     <w:p>
       <w:r>
@@ -10175,11 +9782,11 @@
       <w:pPr>
         <w:pStyle w:val="3"/>
       </w:pPr>
-      <w:bookmarkStart w:id="35" w:name="_Toc241351776"/>
+      <w:bookmarkStart w:id="36" w:name="_Toc241351776"/>
       <w:r>
         <w:t>Требования к методическому обеспечению</w:t>
       </w:r>
-      <w:bookmarkEnd w:id="35"/>
+      <w:bookmarkEnd w:id="36"/>
     </w:p>
     <w:p>
       <w:r>
@@ -10213,15 +9820,7 @@
         <w:pStyle w:val="a0"/>
       </w:pPr>
       <w:r>
-        <w:t xml:space="preserve">СТП </w:t>
-      </w:r>
-      <w:proofErr w:type="spellStart"/>
-      <w:r>
-        <w:t>ВятГУ</w:t>
-      </w:r>
-      <w:proofErr w:type="spellEnd"/>
-      <w:r>
-        <w:t xml:space="preserve"> 101-2004 – в части оформления текстовых документов.</w:t>
+        <w:t>СТП ВятГУ 101-2004 – в части оформления текстовых документов.</w:t>
       </w:r>
     </w:p>
     <w:p>
@@ -10233,11 +9832,11 @@
       <w:pPr>
         <w:pStyle w:val="2"/>
       </w:pPr>
-      <w:bookmarkStart w:id="36" w:name="_Toc241351777"/>
+      <w:bookmarkStart w:id="37" w:name="_Toc241351777"/>
       <w:r>
         <w:t>Общие технические требования к системе</w:t>
       </w:r>
-      <w:bookmarkEnd w:id="36"/>
+      <w:bookmarkEnd w:id="37"/>
     </w:p>
     <w:p>
       <w:r>
@@ -10248,7 +9847,7 @@
       <w:pPr>
         <w:pStyle w:val="3"/>
       </w:pPr>
-      <w:bookmarkStart w:id="37" w:name="_Toc241351778"/>
+      <w:bookmarkStart w:id="38" w:name="_Toc241351778"/>
       <w:r>
         <w:lastRenderedPageBreak/>
         <w:t>Требования к численности и квалифи</w:t>
@@ -10259,7 +9858,7 @@
       <w:r>
         <w:t>системы</w:t>
       </w:r>
-      <w:bookmarkEnd w:id="37"/>
+      <w:bookmarkEnd w:id="38"/>
     </w:p>
     <w:p>
       <w:r>
@@ -10279,23 +9878,7 @@
         <w:pStyle w:val="a0"/>
       </w:pPr>
       <w:r>
-        <w:t xml:space="preserve">технический администратор должен уметь запускать и обслуживать приложения, администрировать СУБД </w:t>
-      </w:r>
-      <w:proofErr w:type="spellStart"/>
-      <w:r>
-        <w:t>PostgreSQL</w:t>
-      </w:r>
-      <w:proofErr w:type="spellEnd"/>
-      <w:r>
-        <w:t xml:space="preserve"> и настраивать сервер на базе </w:t>
-      </w:r>
-      <w:proofErr w:type="spellStart"/>
-      <w:r>
-        <w:t>Linux</w:t>
-      </w:r>
-      <w:proofErr w:type="spellEnd"/>
-      <w:r>
-        <w:t>;</w:t>
+        <w:t>технический администратор должен уметь запускать и обслуживать приложения, администрировать СУБД PostgreSQL и настраивать сервер на базе Linux;</w:t>
       </w:r>
     </w:p>
     <w:p>
@@ -10342,11 +9925,11 @@
       <w:pPr>
         <w:pStyle w:val="3"/>
       </w:pPr>
-      <w:bookmarkStart w:id="38" w:name="_Toc241351779"/>
+      <w:bookmarkStart w:id="39" w:name="_Toc241351779"/>
       <w:r>
         <w:t>Требования к показателям назначения</w:t>
       </w:r>
-      <w:bookmarkEnd w:id="38"/>
+      <w:bookmarkEnd w:id="39"/>
     </w:p>
     <w:p>
       <w:r>
@@ -10447,39 +10030,7 @@
         <w:t>п</w:t>
       </w:r>
       <w:r>
-        <w:t xml:space="preserve">ользовательский интерфейс системы должен корректно отображаться в браузерах </w:t>
-      </w:r>
-      <w:proofErr w:type="spellStart"/>
-      <w:r>
-        <w:t>Google</w:t>
-      </w:r>
-      <w:proofErr w:type="spellEnd"/>
-      <w:r>
-        <w:t xml:space="preserve"> </w:t>
-      </w:r>
-      <w:proofErr w:type="spellStart"/>
-      <w:r>
-        <w:t>Chrome</w:t>
-      </w:r>
-      <w:proofErr w:type="spellEnd"/>
-      <w:r>
-        <w:t xml:space="preserve">, Яндекс Браузер и </w:t>
-      </w:r>
-      <w:proofErr w:type="spellStart"/>
-      <w:r>
-        <w:t>Mozilla</w:t>
-      </w:r>
-      <w:proofErr w:type="spellEnd"/>
-      <w:r>
-        <w:t xml:space="preserve"> </w:t>
-      </w:r>
-      <w:proofErr w:type="spellStart"/>
-      <w:r>
-        <w:t>Firefox</w:t>
-      </w:r>
-      <w:proofErr w:type="spellEnd"/>
-      <w:r>
-        <w:t xml:space="preserve"> последних стабильных версий, а также адаптироваться под экраны мобильных устройств. (NFR-07);</w:t>
+        <w:t>ользовательский интерфейс системы должен корректно отображаться в браузерах Google Chrome, Яндекс Браузер и Mozilla Firefox последних стабильных версий, а также адаптироваться под экраны мобильных устройств. (NFR-07);</w:t>
       </w:r>
     </w:p>
     <w:p>
@@ -10527,7 +10078,7 @@
       <w:pPr>
         <w:pStyle w:val="3"/>
       </w:pPr>
-      <w:bookmarkStart w:id="39" w:name="_Toc241351780"/>
+      <w:bookmarkStart w:id="40" w:name="_Toc241351780"/>
       <w:r>
         <w:t>Требования к над</w:t>
       </w:r>
@@ -10537,7 +10088,7 @@
       <w:r>
         <w:t>жности</w:t>
       </w:r>
-      <w:bookmarkEnd w:id="39"/>
+      <w:bookmarkEnd w:id="40"/>
     </w:p>
     <w:p>
       <w:r>
@@ -10601,11 +10152,11 @@
       <w:pPr>
         <w:pStyle w:val="3"/>
       </w:pPr>
-      <w:bookmarkStart w:id="40" w:name="_Toc241351781"/>
+      <w:bookmarkStart w:id="41" w:name="_Toc241351781"/>
       <w:r>
         <w:t>Требования к безопасности</w:t>
       </w:r>
-      <w:bookmarkEnd w:id="40"/>
+      <w:bookmarkEnd w:id="41"/>
     </w:p>
     <w:p>
       <w:r>
@@ -10656,11 +10207,11 @@
       <w:pPr>
         <w:pStyle w:val="3"/>
       </w:pPr>
-      <w:bookmarkStart w:id="41" w:name="_Toc241351782"/>
+      <w:bookmarkStart w:id="42" w:name="_Toc241351782"/>
       <w:r>
         <w:t>Требования к эргономике и технической эстетике</w:t>
       </w:r>
-      <w:bookmarkEnd w:id="41"/>
+      <w:bookmarkEnd w:id="42"/>
     </w:p>
     <w:p>
       <w:r>
@@ -10709,11 +10260,11 @@
       <w:pPr>
         <w:pStyle w:val="3"/>
       </w:pPr>
-      <w:bookmarkStart w:id="42" w:name="_Toc241351783"/>
+      <w:bookmarkStart w:id="43" w:name="_Toc241351783"/>
       <w:r>
         <w:t>Требования к транспортабельности</w:t>
       </w:r>
-      <w:bookmarkEnd w:id="42"/>
+      <w:bookmarkEnd w:id="43"/>
     </w:p>
     <w:p>
       <w:r>
@@ -10724,11 +10275,11 @@
       <w:pPr>
         <w:pStyle w:val="3"/>
       </w:pPr>
-      <w:bookmarkStart w:id="43" w:name="_Toc241351784"/>
+      <w:bookmarkStart w:id="44" w:name="_Toc241351784"/>
       <w:r>
         <w:t>Требования к эксплуатации, техническому обслуживанию, ремонту и хранению компонентов системы</w:t>
       </w:r>
-      <w:bookmarkEnd w:id="43"/>
+      <w:bookmarkEnd w:id="44"/>
     </w:p>
     <w:p>
       <w:r>
@@ -10776,11 +10327,11 @@
       <w:pPr>
         <w:pStyle w:val="3"/>
       </w:pPr>
-      <w:bookmarkStart w:id="44" w:name="_Toc241351785"/>
+      <w:bookmarkStart w:id="45" w:name="_Toc241351785"/>
       <w:r>
         <w:t>Требования к защите информации от несанкционированного доступа</w:t>
       </w:r>
-      <w:bookmarkEnd w:id="44"/>
+      <w:bookmarkEnd w:id="45"/>
     </w:p>
     <w:p>
       <w:r>
@@ -10826,11 +10377,11 @@
       <w:pPr>
         <w:pStyle w:val="3"/>
       </w:pPr>
-      <w:bookmarkStart w:id="45" w:name="_Toc241351786"/>
+      <w:bookmarkStart w:id="46" w:name="_Toc241351786"/>
       <w:r>
         <w:t>Требования по сохранности информации при авариях</w:t>
       </w:r>
-      <w:bookmarkEnd w:id="45"/>
+      <w:bookmarkEnd w:id="46"/>
     </w:p>
     <w:p>
       <w:r>
@@ -10888,11 +10439,11 @@
       <w:pPr>
         <w:pStyle w:val="3"/>
       </w:pPr>
-      <w:bookmarkStart w:id="46" w:name="_Toc241351787"/>
+      <w:bookmarkStart w:id="47" w:name="_Toc241351787"/>
       <w:r>
         <w:t>Требования к защите от влияния внешних воздействий</w:t>
       </w:r>
-      <w:bookmarkEnd w:id="46"/>
+      <w:bookmarkEnd w:id="47"/>
     </w:p>
     <w:p>
       <w:r>
@@ -10909,11 +10460,11 @@
       <w:pPr>
         <w:pStyle w:val="3"/>
       </w:pPr>
-      <w:bookmarkStart w:id="47" w:name="_Toc241351788"/>
+      <w:bookmarkStart w:id="48" w:name="_Toc241351788"/>
       <w:r>
         <w:t>Требования к патентной чистоте и патентоспособности</w:t>
       </w:r>
-      <w:bookmarkEnd w:id="47"/>
+      <w:bookmarkEnd w:id="48"/>
     </w:p>
     <w:p>
       <w:pPr>
@@ -10929,23 +10480,15 @@
       <w:pPr>
         <w:pStyle w:val="3"/>
       </w:pPr>
-      <w:bookmarkStart w:id="48" w:name="_Toc241351789"/>
+      <w:bookmarkStart w:id="49" w:name="_Toc241351789"/>
       <w:r>
         <w:t>Требования к стандартизации и унификации</w:t>
       </w:r>
-      <w:bookmarkEnd w:id="48"/>
-    </w:p>
-    <w:p>
-      <w:r>
-        <w:t xml:space="preserve">Программная документация должна разрабатываться в соответствии с ГОСТ 34.602-2020, ГОСТ 7.32-2017 и СТП </w:t>
-      </w:r>
-      <w:proofErr w:type="spellStart"/>
-      <w:r>
-        <w:t>ВятГУ</w:t>
-      </w:r>
-      <w:proofErr w:type="spellEnd"/>
-      <w:r>
-        <w:t xml:space="preserve"> 101-2004. Обмен данными между клиентской и серверной частями должен выполняться в формате JSON, дата и время </w:t>
+      <w:bookmarkEnd w:id="49"/>
+    </w:p>
+    <w:p>
+      <w:r>
+        <w:t xml:space="preserve">Программная документация должна разрабатываться в соответствии с ГОСТ 34.602-2020, ГОСТ 7.32-2017 и СТП ВятГУ 101-2004. Обмен данными между клиентской и серверной частями должен выполняться в формате JSON, дата и время </w:t>
       </w:r>
       <w:r>
         <w:sym w:font="Symbol" w:char="F02D"/>
@@ -10964,11 +10507,11 @@
       <w:pPr>
         <w:pStyle w:val="3"/>
       </w:pPr>
-      <w:bookmarkStart w:id="49" w:name="_Toc241351790"/>
+      <w:bookmarkStart w:id="50" w:name="_Toc241351790"/>
       <w:r>
         <w:t>Ограничения, накладываемые на систему</w:t>
       </w:r>
-      <w:bookmarkEnd w:id="49"/>
+      <w:bookmarkEnd w:id="50"/>
     </w:p>
     <w:p>
       <w:r>
@@ -11060,12 +10603,12 @@
       <w:pPr>
         <w:pStyle w:val="1"/>
       </w:pPr>
-      <w:bookmarkStart w:id="50" w:name="_Toc241351791"/>
+      <w:bookmarkStart w:id="51" w:name="_Toc241351791"/>
       <w:r>
         <w:lastRenderedPageBreak/>
         <w:t>Состав и содержание работ по созданию системы</w:t>
       </w:r>
-      <w:bookmarkEnd w:id="50"/>
+      <w:bookmarkEnd w:id="51"/>
     </w:p>
     <w:p>
       <w:r>
@@ -12717,27 +12260,19 @@
       <w:pPr>
         <w:pStyle w:val="1"/>
       </w:pPr>
-      <w:bookmarkStart w:id="51" w:name="_Toc241351792"/>
+      <w:bookmarkStart w:id="52" w:name="_Toc241351792"/>
       <w:r>
         <w:lastRenderedPageBreak/>
         <w:t>Порядок разработки системы</w:t>
       </w:r>
-      <w:bookmarkEnd w:id="51"/>
+      <w:bookmarkEnd w:id="52"/>
     </w:p>
     <w:p>
       <w:r>
         <w:t>Разработку системы выполняет единственный исполнитель – студент</w:t>
       </w:r>
       <w:r>
-        <w:t xml:space="preserve">ка Колледжа </w:t>
-      </w:r>
-      <w:proofErr w:type="spellStart"/>
-      <w:r>
-        <w:t>ВятГУ</w:t>
-      </w:r>
-      <w:proofErr w:type="spellEnd"/>
-      <w:r>
-        <w:t>, указанная</w:t>
+        <w:t>ка Колледжа ВятГУ, указанная</w:t>
       </w:r>
       <w:r>
         <w:t xml:space="preserve"> в подразделе «Сведения об участниках разработки». Работы выполняются последовательно по этапам, привед</w:t>
@@ -12751,8 +12286,6 @@
       <w:r>
         <w:t>1</w:t>
       </w:r>
-      <w:bookmarkStart w:id="52" w:name="_GoBack"/>
-      <w:bookmarkEnd w:id="52"/>
       <w:r>
         <w:t>.</w:t>
       </w:r>
@@ -14486,7 +14019,13 @@
               </w:rPr>
             </w:pPr>
             <w:r>
-              <w:t>Управление учётными записями и ролями сотрудников</w:t>
+              <w:t>Управление уч</w:t>
+            </w:r>
+            <w:r>
+              <w:t>е</w:t>
+            </w:r>
+            <w:r>
+              <w:t>тными записями и ролями сотрудников</w:t>
             </w:r>
           </w:p>
         </w:tc>
@@ -14518,7 +14057,13 @@
               </w:rPr>
             </w:pPr>
             <w:r>
-              <w:t>Демонстрация: администратор добавляет, редактирует и удаляет учётную запись сотрудника; смена роли изменяет набор доступных ему функций; удаление сотрудника с активными заказами блокируется либо требует подтверждения.</w:t>
+              <w:t>Демонстрация: администратор добавляет, редактирует и удаляет уч</w:t>
+            </w:r>
+            <w:r>
+              <w:t>е</w:t>
+            </w:r>
+            <w:r>
+              <w:t>тную запись сотрудника; смена роли изменяет набор доступных ему функций; удаление сотрудника с активными заказами блокируется либо требует подтверждения.</w:t>
             </w:r>
           </w:p>
         </w:tc>
@@ -14988,7 +14533,6 @@
         <w:ind w:firstLine="0"/>
       </w:pPr>
       <w:r>
-        <w:lastRenderedPageBreak/>
         <w:t>Продолжение таблицы 2</w:t>
       </w:r>
     </w:p>
@@ -15035,13 +14579,8 @@
                 <w:highlight w:val="yellow"/>
               </w:rPr>
             </w:pPr>
-            <w:proofErr w:type="spellStart"/>
-            <w:r>
-              <w:t>Кроссбраузерность</w:t>
-            </w:r>
-            <w:proofErr w:type="spellEnd"/>
-            <w:r>
-              <w:t xml:space="preserve"> и адаптивность</w:t>
+            <w:r>
+              <w:t>Кроссбраузерность и адаптивность</w:t>
             </w:r>
           </w:p>
         </w:tc>
@@ -15079,15 +14618,7 @@
               <w:t>е</w:t>
             </w:r>
             <w:r>
-              <w:t xml:space="preserve">х указанных браузерах и на экране шириной 375 </w:t>
-            </w:r>
-            <w:proofErr w:type="spellStart"/>
-            <w:r>
-              <w:t>px</w:t>
-            </w:r>
-            <w:proofErr w:type="spellEnd"/>
-            <w:r>
-              <w:t>.</w:t>
+              <w:t>х указанных браузерах и на экране шириной 375 px.</w:t>
             </w:r>
           </w:p>
         </w:tc>
@@ -15464,15 +14995,7 @@
         <w:pStyle w:val="a0"/>
       </w:pPr>
       <w:r>
-        <w:t xml:space="preserve">СТП </w:t>
-      </w:r>
-      <w:proofErr w:type="spellStart"/>
-      <w:r>
-        <w:t>ВятГУ</w:t>
-      </w:r>
-      <w:proofErr w:type="spellEnd"/>
-      <w:r>
-        <w:t xml:space="preserve"> 101-2004;</w:t>
+        <w:t>СТП ВятГУ 101-2004;</w:t>
       </w:r>
     </w:p>
     <w:p>
@@ -15549,15 +15072,7 @@
         <w:pStyle w:val="a0"/>
       </w:pPr>
       <w:r>
-        <w:t xml:space="preserve">СТП </w:t>
-      </w:r>
-      <w:proofErr w:type="spellStart"/>
-      <w:r>
-        <w:t>ВятГУ</w:t>
-      </w:r>
-      <w:proofErr w:type="spellEnd"/>
-      <w:r>
-        <w:t xml:space="preserve"> 101-2004 «Общие требования к оформлению текстовых документов»;</w:t>
+        <w:t>СТП ВятГУ 101-2004 «Общие требования к оформлению текстовых документов»;</w:t>
       </w:r>
     </w:p>
     <w:sectPr>
@@ -15618,6 +15133,11 @@
         <w:docPartUnique/>
       </w:docPartObj>
     </w:sdtPr>
+    <w:sdtEndPr>
+      <w:rPr>
+        <w:rStyle w:val="af1"/>
+      </w:rPr>
+    </w:sdtEndPr>
     <w:sdtContent>
       <w:p>
         <w:pPr>
@@ -15713,6 +15233,11 @@
         <w:docPartUnique/>
       </w:docPartObj>
     </w:sdtPr>
+    <w:sdtEndPr>
+      <w:rPr>
+        <w:rStyle w:val="af1"/>
+      </w:rPr>
+    </w:sdtEndPr>
     <w:sdtContent>
       <w:p>
         <w:pPr>
@@ -15765,6 +15290,11 @@
         <w:docPartUnique/>
       </w:docPartObj>
     </w:sdtPr>
+    <w:sdtEndPr>
+      <w:rPr>
+        <w:rStyle w:val="af1"/>
+      </w:rPr>
+    </w:sdtEndPr>
     <w:sdtContent>
       <w:p>
         <w:pPr>
@@ -15824,6 +15354,11 @@
         <w:docPartUnique/>
       </w:docPartObj>
     </w:sdtPr>
+    <w:sdtEndPr>
+      <w:rPr>
+        <w:rStyle w:val="af1"/>
+      </w:rPr>
+    </w:sdtEndPr>
     <w:sdtContent>
       <w:p>
         <w:pPr>
@@ -15858,7 +15393,7 @@
             <w:rStyle w:val="af1"/>
             <w:noProof/>
           </w:rPr>
-          <w:t>4</w:t>
+          <w:t>51</w:t>
         </w:r>
         <w:r>
           <w:rPr>
@@ -18518,6 +18053,15 @@
 </file>
 
 <file path=customXml/item1.xml><?xml version="1.0" encoding="utf-8"?>
+<?mso-contentType ?>
+<FormTemplates xmlns="http://schemas.microsoft.com/sharepoint/v3/contenttype/forms">
+  <Display>DocumentLibraryForm</Display>
+  <Edit>DocumentLibraryForm</Edit>
+  <New>DocumentLibraryForm</New>
+</FormTemplates>
+</file>
+
+<file path=customXml/item2.xml><?xml version="1.0" encoding="utf-8"?>
 <ct:contentTypeSchema xmlns:ct="http://schemas.microsoft.com/office/2006/metadata/contentType" xmlns:ma="http://schemas.microsoft.com/office/2006/metadata/properties/metaAttributes" ct:_="" ma:_="" ma:contentTypeName="Документ" ma:contentTypeID="0x010100895006E4339BF24CAA0F5B167E451061" ma:contentTypeVersion="11" ma:contentTypeDescription="Создание документа." ma:contentTypeScope="" ma:versionID="ee66b34cdb7d5be00a86ac9db559fc97">
   <xsd:schema xmlns:xsd="http://www.w3.org/2001/XMLSchema" xmlns:xs="http://www.w3.org/2001/XMLSchema" xmlns:p="http://schemas.microsoft.com/office/2006/metadata/properties" xmlns:ns3="a1eb269e-cbf3-465a-8e4a-8d42bc45f09f" xmlns:ns4="a042d032-8e16-4c5e-a37e-70d449039bd2" targetNamespace="http://schemas.microsoft.com/office/2006/metadata/properties" ma:root="true" ma:fieldsID="9831aabdbf23b96857ccdb3f4e1a7ec2" ns3:_="" ns4:_="">
     <xsd:import namespace="a1eb269e-cbf3-465a-8e4a-8d42bc45f09f"/>
@@ -18726,15 +18270,6 @@
 </ct:contentTypeSchema>
 </file>
 
-<file path=customXml/item2.xml><?xml version="1.0" encoding="utf-8"?>
-<?mso-contentType ?>
-<FormTemplates xmlns="http://schemas.microsoft.com/sharepoint/v3/contenttype/forms">
-  <Display>DocumentLibraryForm</Display>
-  <Edit>DocumentLibraryForm</Edit>
-  <New>DocumentLibraryForm</New>
-</FormTemplates>
-</file>
-
 <file path=customXml/item3.xml><?xml version="1.0" encoding="utf-8"?>
 <p:properties xmlns:p="http://schemas.microsoft.com/office/2006/metadata/properties" xmlns:xsi="http://www.w3.org/2001/XMLSchema-instance" xmlns:pc="http://schemas.microsoft.com/office/infopath/2007/PartnerControls">
   <documentManagement/>
@@ -18746,6 +18281,14 @@
 </file>
 
 <file path=customXml/itemProps1.xml><?xml version="1.0" encoding="utf-8"?>
+<ds:datastoreItem xmlns:ds="http://schemas.openxmlformats.org/officeDocument/2006/customXml" ds:itemID="{C545EDB0-6DA9-4573-8FDA-4B7CDBF5EFD9}">
+  <ds:schemaRefs>
+    <ds:schemaRef ds:uri="http://schemas.microsoft.com/sharepoint/v3/contenttype/forms"/>
+  </ds:schemaRefs>
+</ds:datastoreItem>
+</file>
+
+<file path=customXml/itemProps2.xml><?xml version="1.0" encoding="utf-8"?>
 <ds:datastoreItem xmlns:ds="http://schemas.openxmlformats.org/officeDocument/2006/customXml" ds:itemID="{BE06CD11-97E7-4DA4-A1E7-C20845DD652C}">
   <ds:schemaRefs>
     <ds:schemaRef ds:uri="http://schemas.microsoft.com/office/2006/metadata/contentType"/>
@@ -18764,14 +18307,6 @@
 </ds:datastoreItem>
 </file>
 
-<file path=customXml/itemProps2.xml><?xml version="1.0" encoding="utf-8"?>
-<ds:datastoreItem xmlns:ds="http://schemas.openxmlformats.org/officeDocument/2006/customXml" ds:itemID="{C545EDB0-6DA9-4573-8FDA-4B7CDBF5EFD9}">
-  <ds:schemaRefs>
-    <ds:schemaRef ds:uri="http://schemas.microsoft.com/sharepoint/v3/contenttype/forms"/>
-  </ds:schemaRefs>
-</ds:datastoreItem>
-</file>
-
 <file path=customXml/itemProps3.xml><?xml version="1.0" encoding="utf-8"?>
 <ds:datastoreItem xmlns:ds="http://schemas.openxmlformats.org/officeDocument/2006/customXml" ds:itemID="{D1D02F96-5624-48FE-AB5F-467181C3EDC1}">
   <ds:schemaRefs>
@@ -18782,7 +18317,7 @@
 </file>
 
 <file path=customXml/itemProps4.xml><?xml version="1.0" encoding="utf-8"?>
-<ds:datastoreItem xmlns:ds="http://schemas.openxmlformats.org/officeDocument/2006/customXml" ds:itemID="{59BCD01F-70AE-4F33-8E9F-019757D89593}">
+<ds:datastoreItem xmlns:ds="http://schemas.openxmlformats.org/officeDocument/2006/customXml" ds:itemID="{16AC804C-1F3E-4BE1-A538-ACA91B95E390}">
   <ds:schemaRefs>
     <ds:schemaRef ds:uri="http://schemas.openxmlformats.org/officeDocument/2006/bibliography"/>
   </ds:schemaRefs>
